--- a/CASE/eJagriti_Filing_Package/08_Vakalatnama/08_Vakalatnama.docx
+++ b/CASE/eJagriti_Filing_Package/08_Vakalatnama/08_Vakalatnama.docx
@@ -162,7 +162,7 @@
           <w:sz w:val="24"/>
           <w:szCs w:val="24"/>
         </w:rPr>
-        <w:t xml:space="preserve">KNOW ALL to whom these presents shall come that I, Vikas Gandhi, S/o Shri ____________________, R/o D-20, 1st Floor, Dayanand Nagar, Ghaziabad, Uttar Pradesh – 201001, the Complainant in the above-noted case, do hereby appoint and retain:</w:t>
+        <w:t xml:space="preserve">KNOW ALL to whom these presents shall come that I, Vikas Gandhi, S/o Shri Surendra Gandhi, R/o D-20, 1st Floor, Dayanand Nagar, Ghaziabad, Uttar Pradesh – 201001, the Complainant in the above-noted case, do hereby appoint and retain:</w:t>
       </w:r>
     </w:p>
     <w:p>
